--- a/loan/2026-07-06/19-53-22Z/docx/term-sheet.docx
+++ b/loan/2026-07-06/19-53-22Z/docx/term-sheet.docx
@@ -363,13 +363,13 @@
       </w:tr>
     </w:tbl>
     <w:bookmarkEnd w:id="9"/>
-    <w:bookmarkStart w:id="10" w:name="Xbdd6101696eb14a27d7a57b3dd1499543dc079e"/>
+    <w:bookmarkStart w:id="10" w:name="X96e308362129c3eea7c28d4877d10a8863e2ab3"/>
     <w:p>
       <w:pPr>
         <w:pStyle w:val="Heading2"/>
       </w:pPr>
       <w:r>
-        <w:t xml:space="preserve">2. Economics (live simulation inputs — 2026-07-06T19:57:10.914Z)</w:t>
+        <w:t xml:space="preserve">2. Economics (live simulation inputs — 2026-07-06T19:59:10.334Z)</w:t>
       </w:r>
     </w:p>
     <w:tbl>
